--- a/Complete Power BI DAX setup for your animated.docx
+++ b/Complete Power BI DAX setup for your animated.docx
@@ -3,6 +3,572 @@
 <w:document xmlns:wpc="http://schemas.microsoft.com/office/word/2010/wordprocessingCanvas" xmlns:cx="http://schemas.microsoft.com/office/drawing/2014/chartex" xmlns:cx1="http://schemas.microsoft.com/office/drawing/2015/9/8/chartex" xmlns:cx2="http://schemas.microsoft.com/office/drawing/2015/10/21/chartex" xmlns:cx3="http://schemas.microsoft.com/office/drawing/2016/5/9/chartex" xmlns:cx4="http://schemas.microsoft.com/office/drawing/2016/5/10/chartex" xmlns:cx5="http://schemas.microsoft.com/office/drawing/2016/5/11/chartex" xmlns:cx6="http://schemas.microsoft.com/office/drawing/2016/5/12/chartex" xmlns:cx7="http://schemas.microsoft.com/office/drawing/2016/5/13/chartex" xmlns:cx8="http://schemas.microsoft.com/office/drawing/2016/5/14/chartex" xmlns:mc="http://schemas.openxmlformats.org/markup-compatibility/2006" xmlns:aink="http://schemas.microsoft.com/office/drawing/2016/ink" xmlns:am3d="http://schemas.microsoft.com/office/drawing/2017/model3d" xmlns:o="urn:schemas-microsoft-com:office:office" xmlns:oel="http://schemas.microsoft.com/office/2019/extlst" xmlns:r="http://schemas.openxmlformats.org/officeDocument/2006/relationships" xmlns:m="http://schemas.openxmlformats.org/officeDocument/2006/math" xmlns:v="urn:schemas-microsoft-com:vml" xmlns:wp14="http://schemas.microsoft.com/office/word/2010/wordprocessingDrawing" xmlns:wp="http://schemas.openxmlformats.org/drawingml/2006/wordprocessingDrawing" xmlns:w10="urn:schemas-microsoft-com:office:word" xmlns:w="http://schemas.openxmlformats.org/wordprocessingml/2006/main" xmlns:w14="http://schemas.microsoft.com/office/word/2010/wordml" xmlns:w15="http://schemas.microsoft.com/office/word/2012/wordml" xmlns:w16cex="http://schemas.microsoft.com/office/word/2018/wordml/cex" xmlns:w16cid="http://schemas.microsoft.com/office/word/2016/wordml/cid" xmlns:w16="http://schemas.microsoft.com/office/word/2018/wordml" xmlns:w16du="http://schemas.microsoft.com/office/word/2023/wordml/word16du" xmlns:w16sdtdh="http://schemas.microsoft.com/office/word/2020/wordml/sdtdatahash" xmlns:w16sdtfl="http://schemas.microsoft.com/office/word/2024/wordml/sdtformatlock" xmlns:w16se="http://schemas.microsoft.com/office/word/2015/wordml/symex" xmlns:wpg="http://schemas.microsoft.com/office/word/2010/wordprocessingGroup" xmlns:wpi="http://schemas.microsoft.com/office/word/2010/wordprocessingInk" xmlns:wne="http://schemas.microsoft.com/office/word/2006/wordml" xmlns:wps="http://schemas.microsoft.com/office/word/2010/wordprocessingShape" mc:Ignorable="w14 w15 w16se w16cid w16 w16cex w16sdtdh w16sdtfl w16du wp14">
   <w:body>
     <w:p>
+      <w:pPr>
+        <w:rPr>
+          <w:b/>
+          <w:bCs/>
+        </w:rPr>
+      </w:pPr>
+      <w:r>
+        <w:rPr>
+          <w:b/>
+          <w:bCs/>
+        </w:rPr>
+        <w:t xml:space="preserve">What is </w:t>
+      </w:r>
+      <w:r>
+        <w:rPr>
+          <w:b/>
+          <w:bCs/>
+          <w:i/>
+          <w:iCs/>
+        </w:rPr>
+        <w:t>Chronological Sorting</w:t>
+      </w:r>
+      <w:r>
+        <w:rPr>
+          <w:b/>
+          <w:bCs/>
+        </w:rPr>
+        <w:t xml:space="preserve"> in Power BI?</w:t>
+      </w:r>
+    </w:p>
+    <w:p>
+      <w:pPr>
+        <w:rPr>
+          <w:b/>
+          <w:bCs/>
+        </w:rPr>
+      </w:pPr>
+      <w:r>
+        <w:rPr>
+          <w:b/>
+          <w:bCs/>
+        </w:rPr>
+        <w:t>Chronological sorting means arranging your time-based data — like dates, months, quarters, or years — in the true sequence of time, not alphabetically or randomly.</w:t>
+      </w:r>
+    </w:p>
+    <w:p>
+      <w:pPr>
+        <w:rPr>
+          <w:b/>
+          <w:bCs/>
+        </w:rPr>
+      </w:pPr>
+      <w:r>
+        <w:rPr>
+          <w:b/>
+          <w:bCs/>
+        </w:rPr>
+        <w:t>In Power BI, this concept becomes critical when you’re visualizing trends across months or years.</w:t>
+      </w:r>
+      <w:r>
+        <w:rPr>
+          <w:b/>
+          <w:bCs/>
+        </w:rPr>
+        <w:br/>
+        <w:t xml:space="preserve">For example, if your chart’s X-axis is showing “Apr, Aug, Dec, Feb…” instead of “Jan, Feb, Mar, Apr…”, it means your data is being sorted </w:t>
+      </w:r>
+      <w:r>
+        <w:rPr>
+          <w:b/>
+          <w:bCs/>
+          <w:i/>
+          <w:iCs/>
+        </w:rPr>
+        <w:t>alphabetically</w:t>
+      </w:r>
+      <w:r>
+        <w:rPr>
+          <w:b/>
+          <w:bCs/>
+        </w:rPr>
+        <w:t xml:space="preserve"> instead of </w:t>
+      </w:r>
+      <w:r>
+        <w:rPr>
+          <w:b/>
+          <w:bCs/>
+          <w:i/>
+          <w:iCs/>
+        </w:rPr>
+        <w:t>chronologically</w:t>
+      </w:r>
+      <w:r>
+        <w:rPr>
+          <w:b/>
+          <w:bCs/>
+        </w:rPr>
+        <w:t>.</w:t>
+      </w:r>
+    </w:p>
+    <w:p>
+      <w:pPr>
+        <w:rPr>
+          <w:b/>
+          <w:bCs/>
+        </w:rPr>
+      </w:pPr>
+      <w:r>
+        <w:rPr>
+          <w:b/>
+          <w:bCs/>
+        </w:rPr>
+        <w:t>By default, Power BI treats text values like “Jan”, “Feb”, “Mar” as plain text — not as parts of a timeline.</w:t>
+      </w:r>
+      <w:r>
+        <w:rPr>
+          <w:b/>
+          <w:bCs/>
+        </w:rPr>
+        <w:br/>
+        <w:t>That’s why visuals (especially Play Axis animations, line charts, and bar charts) may fail to show a logical time progression.</w:t>
+      </w:r>
+    </w:p>
+    <w:p>
+      <w:pPr>
+        <w:rPr>
+          <w:b/>
+          <w:bCs/>
+        </w:rPr>
+      </w:pPr>
+    </w:p>
+    <w:p>
+      <w:pPr>
+        <w:rPr>
+          <w:b/>
+          <w:bCs/>
+        </w:rPr>
+      </w:pPr>
+      <w:r>
+        <w:rPr>
+          <w:b/>
+          <w:bCs/>
+        </w:rPr>
+        <w:t>Why Chronological Sorting Matters</w:t>
+      </w:r>
+    </w:p>
+    <w:p>
+      <w:pPr>
+        <w:rPr>
+          <w:b/>
+          <w:bCs/>
+        </w:rPr>
+      </w:pPr>
+      <w:r>
+        <w:rPr>
+          <w:b/>
+          <w:bCs/>
+        </w:rPr>
+        <w:t>Chronological sorting isn’t just about aesthetics — it’s about accuracy, storytelling, and business impact.</w:t>
+      </w:r>
+    </w:p>
+    <w:p>
+      <w:pPr>
+        <w:rPr>
+          <w:b/>
+          <w:bCs/>
+        </w:rPr>
+      </w:pPr>
+      <w:r>
+        <w:rPr>
+          <w:b/>
+          <w:bCs/>
+        </w:rPr>
+        <w:t xml:space="preserve">Here’s why it’s so important </w:t>
+      </w:r>
+    </w:p>
+    <w:p>
+      <w:pPr>
+        <w:numPr>
+          <w:ilvl w:val="0"/>
+          <w:numId w:val="2"/>
+        </w:numPr>
+        <w:rPr>
+          <w:b/>
+          <w:bCs/>
+        </w:rPr>
+      </w:pPr>
+      <w:r>
+        <w:rPr>
+          <w:b/>
+          <w:bCs/>
+        </w:rPr>
+        <w:t xml:space="preserve"> Accurate Trend Analysis</w:t>
+      </w:r>
+      <w:r>
+        <w:rPr>
+          <w:b/>
+          <w:bCs/>
+        </w:rPr>
+        <w:br/>
+        <w:t xml:space="preserve">Without proper sorting, metrics like revenue, sales, or engagement appear jumbled. Chronological order ensures your insights reflect </w:t>
+      </w:r>
+      <w:r>
+        <w:rPr>
+          <w:b/>
+          <w:bCs/>
+          <w:i/>
+          <w:iCs/>
+        </w:rPr>
+        <w:t>real time progression</w:t>
+      </w:r>
+      <w:r>
+        <w:rPr>
+          <w:b/>
+          <w:bCs/>
+        </w:rPr>
+        <w:t xml:space="preserve"> — helping teams detect seasonality, trends, and patterns.</w:t>
+      </w:r>
+    </w:p>
+    <w:p>
+      <w:pPr>
+        <w:numPr>
+          <w:ilvl w:val="0"/>
+          <w:numId w:val="2"/>
+        </w:numPr>
+        <w:rPr>
+          <w:b/>
+          <w:bCs/>
+        </w:rPr>
+      </w:pPr>
+      <w:r>
+        <w:rPr>
+          <w:b/>
+          <w:bCs/>
+        </w:rPr>
+        <w:t>Correct Data Animation &amp; Play Axis</w:t>
+      </w:r>
+      <w:r>
+        <w:rPr>
+          <w:b/>
+          <w:bCs/>
+        </w:rPr>
+        <w:br/>
+        <w:t xml:space="preserve">Power BI’s </w:t>
+      </w:r>
+      <w:r>
+        <w:rPr>
+          <w:b/>
+          <w:bCs/>
+          <w:i/>
+          <w:iCs/>
+        </w:rPr>
+        <w:t>Play Axis</w:t>
+      </w:r>
+      <w:r>
+        <w:rPr>
+          <w:b/>
+          <w:bCs/>
+        </w:rPr>
+        <w:t xml:space="preserve"> or time-based animations depend on correct ordering.</w:t>
+      </w:r>
+      <w:r>
+        <w:rPr>
+          <w:b/>
+          <w:bCs/>
+        </w:rPr>
+        <w:br/>
+        <w:t>If months are alphabetically grouped, the animation stops or loops incorrectly — making your dashboard misleading.</w:t>
+      </w:r>
+    </w:p>
+    <w:p>
+      <w:pPr>
+        <w:numPr>
+          <w:ilvl w:val="0"/>
+          <w:numId w:val="2"/>
+        </w:numPr>
+        <w:rPr>
+          <w:b/>
+          <w:bCs/>
+        </w:rPr>
+      </w:pPr>
+      <w:r>
+        <w:rPr>
+          <w:b/>
+          <w:bCs/>
+        </w:rPr>
+        <w:t>Consistent Visual Storytelling</w:t>
+      </w:r>
+      <w:r>
+        <w:rPr>
+          <w:b/>
+          <w:bCs/>
+        </w:rPr>
+        <w:br/>
+        <w:t>Dashboards tell stories. Chronological sorting ensures your visuals move smoothly from past → present → future, guiding users through a coherent narrative.</w:t>
+      </w:r>
+    </w:p>
+    <w:p>
+      <w:pPr>
+        <w:numPr>
+          <w:ilvl w:val="0"/>
+          <w:numId w:val="2"/>
+        </w:numPr>
+        <w:rPr>
+          <w:b/>
+          <w:bCs/>
+        </w:rPr>
+      </w:pPr>
+      <w:r>
+        <w:rPr>
+          <w:b/>
+          <w:bCs/>
+        </w:rPr>
+        <w:t>Reliable Business Insights</w:t>
+      </w:r>
+      <w:r>
+        <w:rPr>
+          <w:b/>
+          <w:bCs/>
+        </w:rPr>
+        <w:br/>
+      </w:r>
+      <w:r>
+        <w:rPr>
+          <w:b/>
+          <w:bCs/>
+        </w:rPr>
+        <w:t>Mis ordered</w:t>
+      </w:r>
+      <w:r>
+        <w:rPr>
+          <w:b/>
+          <w:bCs/>
+        </w:rPr>
+        <w:t xml:space="preserve"> data can distort year-over-year or month-over-month comparisons. Chronological sorting ensures that decision-makers base conclusions on the correct data sequence.</w:t>
+      </w:r>
+    </w:p>
+    <w:p>
+      <w:pPr>
+        <w:numPr>
+          <w:ilvl w:val="0"/>
+          <w:numId w:val="2"/>
+        </w:numPr>
+        <w:rPr>
+          <w:b/>
+          <w:bCs/>
+        </w:rPr>
+      </w:pPr>
+      <w:r>
+        <w:rPr>
+          <w:b/>
+          <w:bCs/>
+        </w:rPr>
+        <w:lastRenderedPageBreak/>
+        <w:t>Professional Reporting Standards</w:t>
+      </w:r>
+      <w:r>
+        <w:rPr>
+          <w:b/>
+          <w:bCs/>
+        </w:rPr>
+        <w:br/>
+        <w:t>High-quality BI reports follow data visualization best practices. Proper chronological ordering shows analytical maturity and attention to detail — something executives instantly notice.</w:t>
+      </w:r>
+    </w:p>
+    <w:p>
+      <w:pPr>
+        <w:rPr>
+          <w:b/>
+          <w:bCs/>
+        </w:rPr>
+      </w:pPr>
+    </w:p>
+    <w:p>
+      <w:pPr>
+        <w:rPr>
+          <w:b/>
+          <w:bCs/>
+        </w:rPr>
+      </w:pPr>
+      <w:r>
+        <w:rPr>
+          <w:b/>
+          <w:bCs/>
+        </w:rPr>
+        <w:t>Best Practice</w:t>
+      </w:r>
+    </w:p>
+    <w:p>
+      <w:pPr>
+        <w:rPr>
+          <w:b/>
+          <w:bCs/>
+        </w:rPr>
+      </w:pPr>
+      <w:r>
+        <w:rPr>
+          <w:b/>
+          <w:bCs/>
+        </w:rPr>
+        <w:t>Create a combined Year–Month field to control the sequence manually:</w:t>
+      </w:r>
+    </w:p>
+    <w:p>
+      <w:pPr>
+        <w:rPr>
+          <w:b/>
+          <w:bCs/>
+        </w:rPr>
+      </w:pPr>
+      <w:r>
+        <w:rPr>
+          <w:b/>
+          <w:bCs/>
+        </w:rPr>
+        <w:t>YearMonth = FORMAT('Dates'[Date], "YYYY-MMM")</w:t>
+      </w:r>
+    </w:p>
+    <w:p>
+      <w:pPr>
+        <w:rPr>
+          <w:b/>
+          <w:bCs/>
+        </w:rPr>
+      </w:pPr>
+      <w:r>
+        <w:rPr>
+          <w:b/>
+          <w:bCs/>
+        </w:rPr>
+        <w:t>Then, use the “Sort by Column” feature in Power BI:</w:t>
+      </w:r>
+    </w:p>
+    <w:p>
+      <w:pPr>
+        <w:numPr>
+          <w:ilvl w:val="0"/>
+          <w:numId w:val="3"/>
+        </w:numPr>
+        <w:rPr>
+          <w:b/>
+          <w:bCs/>
+        </w:rPr>
+      </w:pPr>
+      <w:r>
+        <w:rPr>
+          <w:b/>
+          <w:bCs/>
+        </w:rPr>
+        <w:t>Select your YearMonth column</w:t>
+      </w:r>
+    </w:p>
+    <w:p>
+      <w:pPr>
+        <w:numPr>
+          <w:ilvl w:val="0"/>
+          <w:numId w:val="3"/>
+        </w:numPr>
+        <w:rPr>
+          <w:b/>
+          <w:bCs/>
+        </w:rPr>
+      </w:pPr>
+      <w:r>
+        <w:rPr>
+          <w:b/>
+          <w:bCs/>
+        </w:rPr>
+        <w:t>Sort it by the actual Date column</w:t>
+      </w:r>
+    </w:p>
+    <w:p>
+      <w:pPr>
+        <w:rPr>
+          <w:b/>
+          <w:bCs/>
+        </w:rPr>
+      </w:pPr>
+      <w:r>
+        <w:rPr>
+          <w:b/>
+          <w:bCs/>
+        </w:rPr>
+        <w:t>This tells Power BI how to interpret time correctly.</w:t>
+      </w:r>
+    </w:p>
+    <w:p>
+      <w:pPr>
+        <w:rPr>
+          <w:b/>
+          <w:bCs/>
+        </w:rPr>
+      </w:pPr>
+    </w:p>
+    <w:p>
+      <w:pPr>
+        <w:rPr>
+          <w:b/>
+          <w:bCs/>
+        </w:rPr>
+      </w:pPr>
+      <w:r>
+        <w:rPr>
+          <w:b/>
+          <w:bCs/>
+        </w:rPr>
+        <w:t>In Short:</w:t>
+      </w:r>
+    </w:p>
+    <w:p>
+      <w:pPr>
+        <w:rPr>
+          <w:b/>
+          <w:bCs/>
+        </w:rPr>
+      </w:pPr>
+      <w:r>
+        <w:rPr>
+          <w:b/>
+          <w:bCs/>
+        </w:rPr>
+        <w:t>Chronological sorting is the bridge between data and time.</w:t>
+      </w:r>
+      <w:r>
+        <w:rPr>
+          <w:b/>
+          <w:bCs/>
+        </w:rPr>
+        <w:br/>
+        <w:t xml:space="preserve">Without it, your Power BI visuals are just pictures of data — with it, they become </w:t>
+      </w:r>
+      <w:r>
+        <w:rPr>
+          <w:b/>
+          <w:bCs/>
+          <w:i/>
+          <w:iCs/>
+        </w:rPr>
+        <w:t>stories of progress</w:t>
+      </w:r>
+      <w:r>
+        <w:rPr>
+          <w:b/>
+          <w:bCs/>
+        </w:rPr>
+        <w:t>.</w:t>
+      </w:r>
+    </w:p>
+    <w:p>
+      <w:pPr>
+        <w:rPr>
+          <w:b/>
+          <w:bCs/>
+          <w:vanish/>
+        </w:rPr>
+      </w:pPr>
+      <w:r>
+        <w:rPr>
+          <w:b/>
+          <w:bCs/>
+          <w:vanish/>
+        </w:rPr>
+        <w:t>Bottom of Form</w:t>
+      </w:r>
+    </w:p>
+    <w:p>
       <w:r>
         <w:rPr>
           <w:b/>
@@ -40,6 +606,9 @@
       <w:r>
         <w:t>, ready to paste into your model step-by-step</w:t>
       </w:r>
+      <w:r>
+        <w:t>-</w:t>
+      </w:r>
     </w:p>
     <w:p>
       <w:pPr>
@@ -93,6 +662,7 @@
     </w:p>
     <w:p>
       <w:r>
+        <w:lastRenderedPageBreak/>
         <w:t xml:space="preserve">    "MonthYear", FORMAT([Date], "MMMYY"),          // e.g. Jan20</w:t>
       </w:r>
     </w:p>
@@ -204,13 +774,292 @@
           <w:b/>
           <w:bCs/>
         </w:rPr>
+        <w:t>3. Profitability Metrics</w:t>
+      </w:r>
+    </w:p>
+    <w:p>
+      <w:r>
+        <w:t>GM% =</w:t>
+      </w:r>
+    </w:p>
+    <w:p>
+      <w:r>
+        <w:t>DIVIDE(</w:t>
+      </w:r>
+    </w:p>
+    <w:p>
+      <w:r>
+        <w:t xml:space="preserve">    SUM(PnL[Gross Profit]),</w:t>
+      </w:r>
+    </w:p>
+    <w:p>
+      <w:r>
+        <w:t xml:space="preserve">    SUM(PnL[Revenue])</w:t>
+      </w:r>
+    </w:p>
+    <w:p>
+      <w:r>
+        <w:t>)</w:t>
+      </w:r>
+    </w:p>
+    <w:p/>
+    <w:p>
+      <w:r>
+        <w:t>NetProfit =</w:t>
+      </w:r>
+    </w:p>
+    <w:p>
+      <w:r>
+        <w:t>SUM(PnL[Revenue])</w:t>
+      </w:r>
+    </w:p>
+    <w:p>
+      <w:r>
+        <w:t>- SUM(PnL[COGS])</w:t>
+      </w:r>
+    </w:p>
+    <w:p>
+      <w:r>
         <w:lastRenderedPageBreak/>
-        <w:t>3. Profitability Metrics</w:t>
-      </w:r>
-    </w:p>
-    <w:p>
-      <w:r>
-        <w:t>GM% =</w:t>
+        <w:t>- SUM(PnL[Operating Expenses])</w:t>
+      </w:r>
+    </w:p>
+    <w:p>
+      <w:r>
+        <w:t>- SUM(PnL[Other Expenses])</w:t>
+      </w:r>
+    </w:p>
+    <w:p/>
+    <w:p>
+      <w:r>
+        <w:t>// If Net Profit column already exists:</w:t>
+      </w:r>
+    </w:p>
+    <w:p>
+      <w:r>
+        <w:t>NetProfit = SUM(PnL[Net Profit])</w:t>
+      </w:r>
+    </w:p>
+    <w:p/>
+    <w:p>
+      <w:pPr>
+        <w:rPr>
+          <w:b/>
+          <w:bCs/>
+        </w:rPr>
+      </w:pPr>
+      <w:r>
+        <w:rPr>
+          <w:b/>
+          <w:bCs/>
+        </w:rPr>
+        <w:t>4. Date Intelligence / Trend Metrics</w:t>
+      </w:r>
+    </w:p>
+    <w:p>
+      <w:r>
+        <w:t>Prev GM% =</w:t>
+      </w:r>
+    </w:p>
+    <w:p>
+      <w:r>
+        <w:t>CALCULATE(</w:t>
+      </w:r>
+    </w:p>
+    <w:p>
+      <w:r>
+        <w:t xml:space="preserve">    [GM%],</w:t>
+      </w:r>
+    </w:p>
+    <w:p>
+      <w:r>
+        <w:t xml:space="preserve">    DATEADD('Dates'[Date], -1, MONTH)</w:t>
+      </w:r>
+    </w:p>
+    <w:p>
+      <w:r>
+        <w:t>)</w:t>
+      </w:r>
+    </w:p>
+    <w:p/>
+    <w:p>
+      <w:r>
+        <w:t>GM% Change MoM =</w:t>
+      </w:r>
+    </w:p>
+    <w:p>
+      <w:r>
+        <w:t>VAR PrevGM = [Prev GM%]</w:t>
+      </w:r>
+    </w:p>
+    <w:p>
+      <w:r>
+        <w:t>RETURN</w:t>
+      </w:r>
+    </w:p>
+    <w:p>
+      <w:r>
+        <w:t>IF(</w:t>
+      </w:r>
+    </w:p>
+    <w:p>
+      <w:r>
+        <w:t xml:space="preserve">    NOT ISBLANK(PrevGM),</w:t>
+      </w:r>
+    </w:p>
+    <w:p>
+      <w:r>
+        <w:t xml:space="preserve">    ([GM%] - PrevGM) / PrevGM,</w:t>
+      </w:r>
+    </w:p>
+    <w:p>
+      <w:r>
+        <w:t xml:space="preserve">    BLANK()</w:t>
+      </w:r>
+    </w:p>
+    <w:p>
+      <w:r>
+        <w:t>)</w:t>
+      </w:r>
+    </w:p>
+    <w:p/>
+    <w:p>
+      <w:r>
+        <w:t>Revenue YTD =</w:t>
+      </w:r>
+    </w:p>
+    <w:p>
+      <w:r>
+        <w:t>TOTALYTD(</w:t>
+      </w:r>
+    </w:p>
+    <w:p>
+      <w:r>
+        <w:t xml:space="preserve">    SUM(PnL[Revenue]),</w:t>
+      </w:r>
+    </w:p>
+    <w:p>
+      <w:r>
+        <w:t xml:space="preserve">    'Dates'[Date]</w:t>
+      </w:r>
+    </w:p>
+    <w:p>
+      <w:r>
+        <w:lastRenderedPageBreak/>
+        <w:t>)</w:t>
+      </w:r>
+    </w:p>
+    <w:p/>
+    <w:p>
+      <w:r>
+        <w:t>NetProfit YTD =</w:t>
+      </w:r>
+    </w:p>
+    <w:p>
+      <w:r>
+        <w:t>TOTALYTD(</w:t>
+      </w:r>
+    </w:p>
+    <w:p>
+      <w:r>
+        <w:t xml:space="preserve">    [NetProfit],</w:t>
+      </w:r>
+    </w:p>
+    <w:p>
+      <w:r>
+        <w:t xml:space="preserve">    'Dates'[Date]</w:t>
+      </w:r>
+    </w:p>
+    <w:p>
+      <w:r>
+        <w:t>)</w:t>
+      </w:r>
+    </w:p>
+    <w:p/>
+    <w:p>
+      <w:pPr>
+        <w:rPr>
+          <w:b/>
+          <w:bCs/>
+        </w:rPr>
+      </w:pPr>
+      <w:r>
+        <w:rPr>
+          <w:b/>
+          <w:bCs/>
+        </w:rPr>
+        <w:t>5. Alternate Month (Optional)</w:t>
+      </w:r>
+    </w:p>
+    <w:p>
+      <w:r>
+        <w:t>To display or animate every second month:</w:t>
+      </w:r>
+    </w:p>
+    <w:p>
+      <w:r>
+        <w:t>AlternateMonth =</w:t>
+      </w:r>
+    </w:p>
+    <w:p>
+      <w:r>
+        <w:t>VAR MonthNumber = MONTH('Dates'[Date])</w:t>
+      </w:r>
+    </w:p>
+    <w:p>
+      <w:r>
+        <w:t>VAR IsAlternate = MOD(MonthNumber - 1, 2) = 0</w:t>
+      </w:r>
+    </w:p>
+    <w:p>
+      <w:r>
+        <w:t>RETURN</w:t>
+      </w:r>
+    </w:p>
+    <w:p>
+      <w:r>
+        <w:t>IF(</w:t>
+      </w:r>
+    </w:p>
+    <w:p>
+      <w:r>
+        <w:t xml:space="preserve">    IsAlternate,</w:t>
+      </w:r>
+    </w:p>
+    <w:p>
+      <w:r>
+        <w:t xml:space="preserve">    FORMAT('Dates'[Date], "MMMYY"),</w:t>
+      </w:r>
+    </w:p>
+    <w:p>
+      <w:r>
+        <w:t xml:space="preserve">    BLANK()</w:t>
+      </w:r>
+    </w:p>
+    <w:p>
+      <w:r>
+        <w:t>)</w:t>
+      </w:r>
+    </w:p>
+    <w:p/>
+    <w:p>
+      <w:pPr>
+        <w:rPr>
+          <w:b/>
+          <w:bCs/>
+        </w:rPr>
+      </w:pPr>
+      <w:r>
+        <w:rPr>
+          <w:b/>
+          <w:bCs/>
+        </w:rPr>
+        <w:t>6. Weighted &amp; Cumulative Profit Metrics (Advanced)</w:t>
+      </w:r>
+    </w:p>
+    <w:p>
+      <w:r>
+        <w:t>Weighted GM% =</w:t>
       </w:r>
     </w:p>
     <w:p>
@@ -220,12 +1069,12 @@
     </w:p>
     <w:p>
       <w:r>
-        <w:t xml:space="preserve">    SUM(PnL[Gross Profit]),</w:t>
-      </w:r>
-    </w:p>
-    <w:p>
-      <w:r>
-        <w:t xml:space="preserve">    SUM(PnL[Revenue])</w:t>
+        <w:t xml:space="preserve">    SUMX(PnL, PnL[Gross Profit]),</w:t>
+      </w:r>
+    </w:p>
+    <w:p>
+      <w:r>
+        <w:t xml:space="preserve">    SUMX(PnL, PnL[Revenue])</w:t>
       </w:r>
     </w:p>
     <w:p>
@@ -236,59 +1085,48 @@
     <w:p/>
     <w:p>
       <w:r>
-        <w:t>NetProfit =</w:t>
-      </w:r>
-    </w:p>
-    <w:p>
-      <w:r>
-        <w:t>SUM(PnL[Revenue])</w:t>
-      </w:r>
-    </w:p>
-    <w:p>
-      <w:r>
-        <w:t>- SUM(PnL[COGS])</w:t>
-      </w:r>
-    </w:p>
-    <w:p>
-      <w:r>
-        <w:t>- SUM(PnL[Operating Expenses])</w:t>
-      </w:r>
-    </w:p>
-    <w:p>
-      <w:r>
-        <w:t>- SUM(PnL[Other Expenses])</w:t>
+        <w:t>Cumulative Revenue =</w:t>
+      </w:r>
+    </w:p>
+    <w:p>
+      <w:r>
+        <w:t>CALCULATE(</w:t>
+      </w:r>
+    </w:p>
+    <w:p>
+      <w:r>
+        <w:t xml:space="preserve">    SUM(PnL[Revenue]),</w:t>
+      </w:r>
+    </w:p>
+    <w:p>
+      <w:r>
+        <w:t xml:space="preserve">    FILTER(</w:t>
+      </w:r>
+    </w:p>
+    <w:p>
+      <w:r>
+        <w:t xml:space="preserve">        ALLSELECTED('Dates'),</w:t>
+      </w:r>
+    </w:p>
+    <w:p>
+      <w:r>
+        <w:t xml:space="preserve">        'Dates'[Date] &lt;= MAX('Dates'[Date])</w:t>
+      </w:r>
+    </w:p>
+    <w:p>
+      <w:r>
+        <w:t xml:space="preserve">    )</w:t>
+      </w:r>
+    </w:p>
+    <w:p>
+      <w:r>
+        <w:t>)</w:t>
       </w:r>
     </w:p>
     <w:p/>
     <w:p>
       <w:r>
-        <w:t>// If Net Profit column already exists:</w:t>
-      </w:r>
-    </w:p>
-    <w:p>
-      <w:r>
-        <w:t>NetProfit = SUM(PnL[Net Profit])</w:t>
-      </w:r>
-    </w:p>
-    <w:p/>
-    <w:p>
-      <w:pPr>
-        <w:rPr>
-          <w:b/>
-          <w:bCs/>
-        </w:rPr>
-      </w:pPr>
-      <w:r>
-        <w:rPr>
-          <w:b/>
-          <w:bCs/>
-        </w:rPr>
-        <w:t>4. Date Intelligence / Trend Metrics</w:t>
-      </w:r>
-    </w:p>
-    <w:p>
-      <w:r>
-        <w:t>Prev GM% =</w:t>
+        <w:t>Cumulative Net Profit =</w:t>
       </w:r>
     </w:p>
     <w:p>
@@ -298,239 +1136,11 @@
     </w:p>
     <w:p>
       <w:r>
-        <w:t xml:space="preserve">    [GM%],</w:t>
-      </w:r>
-    </w:p>
-    <w:p>
-      <w:r>
-        <w:t xml:space="preserve">    DATEADD('Dates'[Date], -1, MONTH)</w:t>
-      </w:r>
-    </w:p>
-    <w:p>
-      <w:r>
-        <w:t>)</w:t>
-      </w:r>
-    </w:p>
-    <w:p/>
-    <w:p>
-      <w:r>
-        <w:t>GM% Change MoM =</w:t>
-      </w:r>
-    </w:p>
-    <w:p>
-      <w:r>
-        <w:t>VAR PrevGM = [Prev GM%]</w:t>
-      </w:r>
-    </w:p>
-    <w:p>
-      <w:r>
-        <w:t>RETURN</w:t>
-      </w:r>
-    </w:p>
-    <w:p>
-      <w:r>
-        <w:lastRenderedPageBreak/>
-        <w:t>IF(</w:t>
-      </w:r>
-    </w:p>
-    <w:p>
-      <w:r>
-        <w:t xml:space="preserve">    NOT ISBLANK(PrevGM),</w:t>
-      </w:r>
-    </w:p>
-    <w:p>
-      <w:r>
-        <w:t xml:space="preserve">    ([GM%] - PrevGM) / PrevGM,</w:t>
-      </w:r>
-    </w:p>
-    <w:p>
-      <w:r>
-        <w:t xml:space="preserve">    BLANK()</w:t>
-      </w:r>
-    </w:p>
-    <w:p>
-      <w:r>
-        <w:t>)</w:t>
-      </w:r>
-    </w:p>
-    <w:p/>
-    <w:p>
-      <w:r>
-        <w:t>Revenue YTD =</w:t>
-      </w:r>
-    </w:p>
-    <w:p>
-      <w:r>
-        <w:t>TOTALYTD(</w:t>
-      </w:r>
-    </w:p>
-    <w:p>
-      <w:r>
-        <w:t xml:space="preserve">    SUM(PnL[Revenue]),</w:t>
-      </w:r>
-    </w:p>
-    <w:p>
-      <w:r>
-        <w:t xml:space="preserve">    'Dates'[Date]</w:t>
-      </w:r>
-    </w:p>
-    <w:p>
-      <w:r>
-        <w:t>)</w:t>
-      </w:r>
-    </w:p>
-    <w:p/>
-    <w:p>
-      <w:r>
-        <w:t>NetProfit YTD =</w:t>
-      </w:r>
-    </w:p>
-    <w:p>
-      <w:r>
-        <w:t>TOTALYTD(</w:t>
-      </w:r>
-    </w:p>
-    <w:p>
-      <w:r>
         <w:t xml:space="preserve">    [NetProfit],</w:t>
       </w:r>
     </w:p>
     <w:p>
       <w:r>
-        <w:t xml:space="preserve">    'Dates'[Date]</w:t>
-      </w:r>
-    </w:p>
-    <w:p>
-      <w:r>
-        <w:t>)</w:t>
-      </w:r>
-    </w:p>
-    <w:p/>
-    <w:p>
-      <w:pPr>
-        <w:rPr>
-          <w:b/>
-          <w:bCs/>
-        </w:rPr>
-      </w:pPr>
-      <w:r>
-        <w:rPr>
-          <w:b/>
-          <w:bCs/>
-        </w:rPr>
-        <w:t>5. Alternate Month (Optional)</w:t>
-      </w:r>
-    </w:p>
-    <w:p>
-      <w:r>
-        <w:t>To display or animate every second month:</w:t>
-      </w:r>
-    </w:p>
-    <w:p>
-      <w:r>
-        <w:t>AlternateMonth =</w:t>
-      </w:r>
-    </w:p>
-    <w:p>
-      <w:r>
-        <w:t>VAR MonthNumber = MONTH('Dates'[Date])</w:t>
-      </w:r>
-    </w:p>
-    <w:p>
-      <w:r>
-        <w:t>VAR IsAlternate = MOD(MonthNumber - 1, 2) = 0</w:t>
-      </w:r>
-    </w:p>
-    <w:p>
-      <w:r>
-        <w:t>RETURN</w:t>
-      </w:r>
-    </w:p>
-    <w:p>
-      <w:r>
-        <w:t>IF(</w:t>
-      </w:r>
-    </w:p>
-    <w:p>
-      <w:r>
-        <w:t xml:space="preserve">    IsAlternate,</w:t>
-      </w:r>
-    </w:p>
-    <w:p>
-      <w:r>
-        <w:lastRenderedPageBreak/>
-        <w:t xml:space="preserve">    FORMAT('Dates'[Date], "MMMYY"),</w:t>
-      </w:r>
-    </w:p>
-    <w:p>
-      <w:r>
-        <w:t xml:space="preserve">    BLANK()</w:t>
-      </w:r>
-    </w:p>
-    <w:p>
-      <w:r>
-        <w:t>)</w:t>
-      </w:r>
-    </w:p>
-    <w:p/>
-    <w:p>
-      <w:pPr>
-        <w:rPr>
-          <w:b/>
-          <w:bCs/>
-        </w:rPr>
-      </w:pPr>
-      <w:r>
-        <w:rPr>
-          <w:b/>
-          <w:bCs/>
-        </w:rPr>
-        <w:t>6. Weighted &amp; Cumulative Profit Metrics (Advanced)</w:t>
-      </w:r>
-    </w:p>
-    <w:p>
-      <w:r>
-        <w:t>Weighted GM% =</w:t>
-      </w:r>
-    </w:p>
-    <w:p>
-      <w:r>
-        <w:t>DIVIDE(</w:t>
-      </w:r>
-    </w:p>
-    <w:p>
-      <w:r>
-        <w:t xml:space="preserve">    SUMX(PnL, PnL[Gross Profit]),</w:t>
-      </w:r>
-    </w:p>
-    <w:p>
-      <w:r>
-        <w:t xml:space="preserve">    SUMX(PnL, PnL[Revenue])</w:t>
-      </w:r>
-    </w:p>
-    <w:p>
-      <w:r>
-        <w:t>)</w:t>
-      </w:r>
-    </w:p>
-    <w:p/>
-    <w:p>
-      <w:r>
-        <w:t>Cumulative Revenue =</w:t>
-      </w:r>
-    </w:p>
-    <w:p>
-      <w:r>
-        <w:t>CALCULATE(</w:t>
-      </w:r>
-    </w:p>
-    <w:p>
-      <w:r>
-        <w:t xml:space="preserve">    SUM(PnL[Revenue]),</w:t>
-      </w:r>
-    </w:p>
-    <w:p>
-      <w:r>
         <w:t xml:space="preserve">    FILTER(</w:t>
       </w:r>
     </w:p>
@@ -546,48 +1156,6 @@
     </w:p>
     <w:p>
       <w:r>
-        <w:t xml:space="preserve">    )</w:t>
-      </w:r>
-    </w:p>
-    <w:p>
-      <w:r>
-        <w:t>)</w:t>
-      </w:r>
-    </w:p>
-    <w:p/>
-    <w:p>
-      <w:r>
-        <w:t>Cumulative Net Profit =</w:t>
-      </w:r>
-    </w:p>
-    <w:p>
-      <w:r>
-        <w:t>CALCULATE(</w:t>
-      </w:r>
-    </w:p>
-    <w:p>
-      <w:r>
-        <w:t xml:space="preserve">    [NetProfit],</w:t>
-      </w:r>
-    </w:p>
-    <w:p>
-      <w:r>
-        <w:t xml:space="preserve">    FILTER(</w:t>
-      </w:r>
-    </w:p>
-    <w:p>
-      <w:r>
-        <w:t xml:space="preserve">        ALLSELECTED('Dates'),</w:t>
-      </w:r>
-    </w:p>
-    <w:p>
-      <w:r>
-        <w:t xml:space="preserve">        'Dates'[Date] &lt;= MAX('Dates'[Date])</w:t>
-      </w:r>
-    </w:p>
-    <w:p>
-      <w:r>
-        <w:lastRenderedPageBreak/>
         <w:t xml:space="preserve">    )</w:t>
       </w:r>
     </w:p>
@@ -687,6 +1255,7 @@
                 <w:b/>
                 <w:bCs/>
               </w:rPr>
+              <w:lastRenderedPageBreak/>
               <w:t>Visual Element</w:t>
             </w:r>
           </w:p>
@@ -1105,7 +1674,6 @@
         </w:numPr>
       </w:pPr>
       <w:r>
-        <w:lastRenderedPageBreak/>
         <w:t>'Dates'[Date] → 'PnL'[Date]</w:t>
       </w:r>
     </w:p>
@@ -1301,6 +1869,7 @@
           </w:tcPr>
           <w:p>
             <w:r>
+              <w:lastRenderedPageBreak/>
               <w:t>GM%</w:t>
             </w:r>
           </w:p>
@@ -1739,8 +2308,276 @@
       </w:pPr>
     </w:lvl>
   </w:abstractNum>
+  <w:abstractNum w:abstractNumId="1" w15:restartNumberingAfterBreak="0">
+    <w:nsid w:val="3229137B"/>
+    <w:multiLevelType w:val="multilevel"/>
+    <w:tmpl w:val="EEDE67E6"/>
+    <w:lvl w:ilvl="0">
+      <w:start w:val="1"/>
+      <w:numFmt w:val="bullet"/>
+      <w:lvlText w:val=""/>
+      <w:lvlJc w:val="left"/>
+      <w:pPr>
+        <w:tabs>
+          <w:tab w:val="num" w:pos="720"/>
+        </w:tabs>
+        <w:ind w:left="720" w:hanging="360"/>
+      </w:pPr>
+      <w:rPr>
+        <w:rFonts w:ascii="Symbol" w:hAnsi="Symbol" w:hint="default"/>
+        <w:sz w:val="20"/>
+      </w:rPr>
+    </w:lvl>
+    <w:lvl w:ilvl="1" w:tentative="1">
+      <w:start w:val="1"/>
+      <w:numFmt w:val="bullet"/>
+      <w:lvlText w:val="o"/>
+      <w:lvlJc w:val="left"/>
+      <w:pPr>
+        <w:tabs>
+          <w:tab w:val="num" w:pos="1440"/>
+        </w:tabs>
+        <w:ind w:left="1440" w:hanging="360"/>
+      </w:pPr>
+      <w:rPr>
+        <w:rFonts w:ascii="Courier New" w:hAnsi="Courier New" w:hint="default"/>
+        <w:sz w:val="20"/>
+      </w:rPr>
+    </w:lvl>
+    <w:lvl w:ilvl="2" w:tentative="1">
+      <w:start w:val="1"/>
+      <w:numFmt w:val="bullet"/>
+      <w:lvlText w:val=""/>
+      <w:lvlJc w:val="left"/>
+      <w:pPr>
+        <w:tabs>
+          <w:tab w:val="num" w:pos="2160"/>
+        </w:tabs>
+        <w:ind w:left="2160" w:hanging="360"/>
+      </w:pPr>
+      <w:rPr>
+        <w:rFonts w:ascii="Wingdings" w:hAnsi="Wingdings" w:hint="default"/>
+        <w:sz w:val="20"/>
+      </w:rPr>
+    </w:lvl>
+    <w:lvl w:ilvl="3" w:tentative="1">
+      <w:start w:val="1"/>
+      <w:numFmt w:val="bullet"/>
+      <w:lvlText w:val=""/>
+      <w:lvlJc w:val="left"/>
+      <w:pPr>
+        <w:tabs>
+          <w:tab w:val="num" w:pos="2880"/>
+        </w:tabs>
+        <w:ind w:left="2880" w:hanging="360"/>
+      </w:pPr>
+      <w:rPr>
+        <w:rFonts w:ascii="Wingdings" w:hAnsi="Wingdings" w:hint="default"/>
+        <w:sz w:val="20"/>
+      </w:rPr>
+    </w:lvl>
+    <w:lvl w:ilvl="4" w:tentative="1">
+      <w:start w:val="1"/>
+      <w:numFmt w:val="bullet"/>
+      <w:lvlText w:val=""/>
+      <w:lvlJc w:val="left"/>
+      <w:pPr>
+        <w:tabs>
+          <w:tab w:val="num" w:pos="3600"/>
+        </w:tabs>
+        <w:ind w:left="3600" w:hanging="360"/>
+      </w:pPr>
+      <w:rPr>
+        <w:rFonts w:ascii="Wingdings" w:hAnsi="Wingdings" w:hint="default"/>
+        <w:sz w:val="20"/>
+      </w:rPr>
+    </w:lvl>
+    <w:lvl w:ilvl="5" w:tentative="1">
+      <w:start w:val="1"/>
+      <w:numFmt w:val="bullet"/>
+      <w:lvlText w:val=""/>
+      <w:lvlJc w:val="left"/>
+      <w:pPr>
+        <w:tabs>
+          <w:tab w:val="num" w:pos="4320"/>
+        </w:tabs>
+        <w:ind w:left="4320" w:hanging="360"/>
+      </w:pPr>
+      <w:rPr>
+        <w:rFonts w:ascii="Wingdings" w:hAnsi="Wingdings" w:hint="default"/>
+        <w:sz w:val="20"/>
+      </w:rPr>
+    </w:lvl>
+    <w:lvl w:ilvl="6" w:tentative="1">
+      <w:start w:val="1"/>
+      <w:numFmt w:val="bullet"/>
+      <w:lvlText w:val=""/>
+      <w:lvlJc w:val="left"/>
+      <w:pPr>
+        <w:tabs>
+          <w:tab w:val="num" w:pos="5040"/>
+        </w:tabs>
+        <w:ind w:left="5040" w:hanging="360"/>
+      </w:pPr>
+      <w:rPr>
+        <w:rFonts w:ascii="Wingdings" w:hAnsi="Wingdings" w:hint="default"/>
+        <w:sz w:val="20"/>
+      </w:rPr>
+    </w:lvl>
+    <w:lvl w:ilvl="7" w:tentative="1">
+      <w:start w:val="1"/>
+      <w:numFmt w:val="bullet"/>
+      <w:lvlText w:val=""/>
+      <w:lvlJc w:val="left"/>
+      <w:pPr>
+        <w:tabs>
+          <w:tab w:val="num" w:pos="5760"/>
+        </w:tabs>
+        <w:ind w:left="5760" w:hanging="360"/>
+      </w:pPr>
+      <w:rPr>
+        <w:rFonts w:ascii="Wingdings" w:hAnsi="Wingdings" w:hint="default"/>
+        <w:sz w:val="20"/>
+      </w:rPr>
+    </w:lvl>
+    <w:lvl w:ilvl="8" w:tentative="1">
+      <w:start w:val="1"/>
+      <w:numFmt w:val="bullet"/>
+      <w:lvlText w:val=""/>
+      <w:lvlJc w:val="left"/>
+      <w:pPr>
+        <w:tabs>
+          <w:tab w:val="num" w:pos="6480"/>
+        </w:tabs>
+        <w:ind w:left="6480" w:hanging="360"/>
+      </w:pPr>
+      <w:rPr>
+        <w:rFonts w:ascii="Wingdings" w:hAnsi="Wingdings" w:hint="default"/>
+        <w:sz w:val="20"/>
+      </w:rPr>
+    </w:lvl>
+  </w:abstractNum>
+  <w:abstractNum w:abstractNumId="2" w15:restartNumberingAfterBreak="0">
+    <w:nsid w:val="56070EAB"/>
+    <w:multiLevelType w:val="multilevel"/>
+    <w:tmpl w:val="D15C49B0"/>
+    <w:lvl w:ilvl="0">
+      <w:start w:val="1"/>
+      <w:numFmt w:val="decimal"/>
+      <w:lvlText w:val="%1."/>
+      <w:lvlJc w:val="left"/>
+      <w:pPr>
+        <w:tabs>
+          <w:tab w:val="num" w:pos="720"/>
+        </w:tabs>
+        <w:ind w:left="720" w:hanging="360"/>
+      </w:pPr>
+    </w:lvl>
+    <w:lvl w:ilvl="1" w:tentative="1">
+      <w:start w:val="1"/>
+      <w:numFmt w:val="decimal"/>
+      <w:lvlText w:val="%2."/>
+      <w:lvlJc w:val="left"/>
+      <w:pPr>
+        <w:tabs>
+          <w:tab w:val="num" w:pos="1440"/>
+        </w:tabs>
+        <w:ind w:left="1440" w:hanging="360"/>
+      </w:pPr>
+    </w:lvl>
+    <w:lvl w:ilvl="2" w:tentative="1">
+      <w:start w:val="1"/>
+      <w:numFmt w:val="decimal"/>
+      <w:lvlText w:val="%3."/>
+      <w:lvlJc w:val="left"/>
+      <w:pPr>
+        <w:tabs>
+          <w:tab w:val="num" w:pos="2160"/>
+        </w:tabs>
+        <w:ind w:left="2160" w:hanging="360"/>
+      </w:pPr>
+    </w:lvl>
+    <w:lvl w:ilvl="3" w:tentative="1">
+      <w:start w:val="1"/>
+      <w:numFmt w:val="decimal"/>
+      <w:lvlText w:val="%4."/>
+      <w:lvlJc w:val="left"/>
+      <w:pPr>
+        <w:tabs>
+          <w:tab w:val="num" w:pos="2880"/>
+        </w:tabs>
+        <w:ind w:left="2880" w:hanging="360"/>
+      </w:pPr>
+    </w:lvl>
+    <w:lvl w:ilvl="4" w:tentative="1">
+      <w:start w:val="1"/>
+      <w:numFmt w:val="decimal"/>
+      <w:lvlText w:val="%5."/>
+      <w:lvlJc w:val="left"/>
+      <w:pPr>
+        <w:tabs>
+          <w:tab w:val="num" w:pos="3600"/>
+        </w:tabs>
+        <w:ind w:left="3600" w:hanging="360"/>
+      </w:pPr>
+    </w:lvl>
+    <w:lvl w:ilvl="5" w:tentative="1">
+      <w:start w:val="1"/>
+      <w:numFmt w:val="decimal"/>
+      <w:lvlText w:val="%6."/>
+      <w:lvlJc w:val="left"/>
+      <w:pPr>
+        <w:tabs>
+          <w:tab w:val="num" w:pos="4320"/>
+        </w:tabs>
+        <w:ind w:left="4320" w:hanging="360"/>
+      </w:pPr>
+    </w:lvl>
+    <w:lvl w:ilvl="6" w:tentative="1">
+      <w:start w:val="1"/>
+      <w:numFmt w:val="decimal"/>
+      <w:lvlText w:val="%7."/>
+      <w:lvlJc w:val="left"/>
+      <w:pPr>
+        <w:tabs>
+          <w:tab w:val="num" w:pos="5040"/>
+        </w:tabs>
+        <w:ind w:left="5040" w:hanging="360"/>
+      </w:pPr>
+    </w:lvl>
+    <w:lvl w:ilvl="7" w:tentative="1">
+      <w:start w:val="1"/>
+      <w:numFmt w:val="decimal"/>
+      <w:lvlText w:val="%8."/>
+      <w:lvlJc w:val="left"/>
+      <w:pPr>
+        <w:tabs>
+          <w:tab w:val="num" w:pos="5760"/>
+        </w:tabs>
+        <w:ind w:left="5760" w:hanging="360"/>
+      </w:pPr>
+    </w:lvl>
+    <w:lvl w:ilvl="8" w:tentative="1">
+      <w:start w:val="1"/>
+      <w:numFmt w:val="decimal"/>
+      <w:lvlText w:val="%9."/>
+      <w:lvlJc w:val="left"/>
+      <w:pPr>
+        <w:tabs>
+          <w:tab w:val="num" w:pos="6480"/>
+        </w:tabs>
+        <w:ind w:left="6480" w:hanging="360"/>
+      </w:pPr>
+    </w:lvl>
+  </w:abstractNum>
   <w:num w:numId="1" w16cid:durableId="1232231836">
     <w:abstractNumId w:val="0"/>
+  </w:num>
+  <w:num w:numId="2" w16cid:durableId="614403954">
+    <w:abstractNumId w:val="2"/>
+  </w:num>
+  <w:num w:numId="3" w16cid:durableId="995495335">
+    <w:abstractNumId w:val="1"/>
   </w:num>
 </w:numbering>
 </file>
